--- a/ADG/09장/9장_실습문제_추가서술형_정답.docx
+++ b/ADG/09장/9장_실습문제_추가서술형_정답.docx
@@ -1643,7 +1643,34 @@
           <w:rFonts w:ascii="맑은 고딕" w:hAnsi="맑은 고딕" w:eastAsia="맑은 고딕"/>
           <w:sz w:val="21"/>
         </w:rPr>
-        <w:t>채점 포인트: ① 세 뷰의 역할 / ② 각각의 한계 / ③ MRP0을 먼저 보는 이유 / ④ 지연은 추세로 / ⑤ 서로의 한계를 메운다는 관점</w:t>
+        <w:t>**MOUNTED 로 두면.** 세 뷰 모두 **그대로 조회된다.** `ORA-01219`의 메시지가 근거다 — "queries allowed on fixed tables or views only"이므로 고정 뷰는 살아 있다. 실측에서 닫은 상태의 boston 이 두 지연 모두 0을 돌려주었고 `MRP0`도 `APPLYING_LOG`였다. **막히는 것은 사용자 표 조회뿐이며 진단 능력은 그대로다.**</w:t>
+      </w:r>
+    </w:p>
+    <w:p>
+      <w:r>
+        <w:rPr>
+          <w:rFonts w:ascii="맑은 고딕" w:hAnsi="맑은 고딕" w:eastAsia="맑은 고딕"/>
+          <w:sz w:val="21"/>
+        </w:rPr>
+        <w:t>**Standby 에 접속할 수 없다면.** Primary 의 `V$ARCHIVE_DEST_STATUS` 한 뷰로 대신한다. `DATABASE_MODE`가 `OPEN_READ-ONLY`인지 `MOUNTED-STANDBY`인지, `RECOVERY_MODE`에 `WITH QUERY`가 붙는지가 상태를 알려 주고, `ARCHIVED_SEQ#`와 `APPLIED_SEQ#`의 차이가 밀린 양을 알려 준다(실측 11 대 10).</w:t>
+      </w:r>
+    </w:p>
+    <w:p>
+      <w:r>
+        <w:rPr>
+          <w:rFonts w:ascii="맑은 고딕" w:hAnsi="맑은 고딕" w:eastAsia="맑은 고딕"/>
+          <w:sz w:val="21"/>
+        </w:rPr>
+        <w:t>**주의 두 가지.** ① `V$DATAGUARD_STATS`는 **Primary에서 0행**이므로 Primary 쪽 감시에 넣으면 안 된다. ② `V$ARCHIVED_LOG`의 `max(sequence#)`는 `RESETLOGS` 이전 인큐네이션의 번호를 집는다(실측 94, 그때 현재 시퀀스는 12). `resetlogs_change#`로 걸러야 한다.</w:t>
+      </w:r>
+    </w:p>
+    <w:p>
+      <w:r>
+        <w:rPr>
+          <w:rFonts w:ascii="맑은 고딕" w:hAnsi="맑은 고딕" w:eastAsia="맑은 고딕"/>
+          <w:sz w:val="21"/>
+        </w:rPr>
+        <w:t>채점 포인트: ① 세 뷰의 역할과 한계 / ② MRP0을 먼저 보는 이유 / ③ MOUNTED 에서도 고정 뷰가 살아 있다는 점과 그 근거 / ④ Standby 에 못 붙을 때 `V$ARCHIVE_DEST_STATUS` 로 대신 / ⑤ Primary 의 0행과 인큐네이션 함정</w:t>
       </w:r>
     </w:p>
     <w:p>
